--- a/output/resumes/Resume_PwC_AI_Engineer.docx
+++ b/output/resumes/Resume_PwC_AI_Engineer.docx
@@ -56,7 +56,7 @@
           <w:color w:val="000000"/>
           <w:sz w:val="21"/>
         </w:rPr>
-        <w:t>AI Engineer with 4+ years delivering production ML systems, including RAG pipelines, computer-vision applications, and agentic workflows. Designed and benchmarked retrieval-augmented generation pipelines that cut latency by ~30% and published a first-author peer-reviewed paper on multi-modal AI at ACM SIGACCESS ASSETS 2025. Proficient in Python, LangChain, PyTorch, and AWS cloud services, with a strong record of building and deploying scalable AI solutions end-to-end.</w:t>
+        <w:t>AI Engineer with 4+ years delivering production ML systems, including RAG pipelines and computer-vision applications at scale. Designed and benchmarked retrieval-augmented generation pipelines that cut latency by ~30% and authored a peer-reviewed paper on multi-modal AI at ACM SIGACCESS ASSETS 2025. Proficient in Python, LangChain, PyTorch, and cloud services including AWS, with hands-on experience building and deploying AI/ML solutions end-to-end.</w:t>
       </w:r>
     </w:p>
     <w:p>
@@ -83,7 +83,7 @@
           <w:color w:val="000000"/>
           <w:sz w:val="21"/>
         </w:rPr>
-        <w:t>Python, LangChain, LangGraph, LlamaIndex, RAG, Agentic Workflows, Prompt Engineering, RAGAS, DeepEval, Hugging Face, PyTorch, TensorFlow, scikit-learn, XGBoost, OpenCV, NLP, Computer Vision, Multi-Modal AI (VLMs, OCR), AWS, Docker, Kubernetes, FastAPI, CI/CD, SQL, MongoDB, Firebase</w:t>
+        <w:t>Python, PyTorch, TensorFlow, scikit-learn, XGBoost, LangChain, LangGraph, LlamaIndex, Hugging Face, RAG, Agentic Workflows, Prompt Engineering, RAGAS, DeepEval, NLP, Computer Vision, Multi-Modal AI (VLMs, OCR), AWS, Docker, Kubernetes, FastAPI, CI/CD, OpenCV, SQL, MongoDB, R</w:t>
       </w:r>
     </w:p>
     <w:p>
@@ -167,7 +167,7 @@
           <w:color w:val="000000"/>
           <w:sz w:val="21"/>
         </w:rPr>
-        <w:t>Applied prompt engineering and retrieval optimization techniques to improve end-to-end pipeline quality for a production GenAI system.</w:t>
+        <w:t>Applied prompt engineering and agentic workflow design to optimize end-to-end LLM pipeline performance and response quality.</w:t>
       </w:r>
     </w:p>
     <w:p>
@@ -206,7 +206,7 @@
           <w:color w:val="000000"/>
           <w:sz w:val="21"/>
         </w:rPr>
-        <w:t>Built an Android app using Kotlin, OpenCV 4.9, and Camera2 API for smart glasses, performing real-time form-field detection via Canny edge detection, contour analysis, and perspective warp to process forms on-device.</w:t>
+        <w:t>Engineered an IoU-based spatial accuracy algorithm across 25 participants, conducting statistical usability analysis in R and achieving a 68% efficiency gain; authored a first-author peer-reviewed paper published at ACM SIGACCESS ASSETS 2025.</w:t>
       </w:r>
     </w:p>
     <w:p>
@@ -221,7 +221,7 @@
           <w:color w:val="000000"/>
           <w:sz w:val="21"/>
         </w:rPr>
-        <w:t>Engineered an IoU-based spatial accuracy algorithm across 25 participants, conducting Likert-scale usability analysis in R and achieving a 68% efficiency gain.</w:t>
+        <w:t>Built an Android application using Kotlin, OpenCV 4.9, and Camera2 API for real-time form-field detection via Canny edge detection, contour analysis, and perspective warp, enabling on-device AI inference.</w:t>
       </w:r>
     </w:p>
     <w:p>
@@ -236,7 +236,7 @@
           <w:color w:val="000000"/>
           <w:sz w:val="21"/>
         </w:rPr>
-        <w:t>Authored and published a first-author peer-reviewed paper on multi-modal AI for assistive technology at ACM SIGACCESS ASSETS 2025.</w:t>
+        <w:t>Applied multi-modal AI techniques including computer vision and VLMs to develop an assistive technology solution, demonstrating end-to-end ML system design from data collection through deployment.</w:t>
       </w:r>
     </w:p>
     <w:p>
@@ -275,7 +275,7 @@
           <w:color w:val="000000"/>
           <w:sz w:val="21"/>
         </w:rPr>
-        <w:t>Built a preference chatbot and a Six Degrees of Separation graph algorithm using NetworkX to match users across 10,000+ active accounts by shared interests, location, school, and community.</w:t>
+        <w:t>Prototyped and A/B-tested 3 collaborative filtering variants against live behavioral data, lifting click-through rate by 12% in holdout tests; findings directly shaped 2 product feature releases.</w:t>
       </w:r>
     </w:p>
     <w:p>
@@ -290,7 +290,7 @@
           <w:color w:val="000000"/>
           <w:sz w:val="21"/>
         </w:rPr>
-        <w:t>Optimized graph indexing to cut average match latency from 800ms to 340ms, delivering both features within 3 months.</w:t>
+        <w:t>Built a Six Degrees of Separation graph algorithm using NetworkX to match users across 10,000+ active accounts, optimizing graph indexing to cut average match latency from 800ms to 340ms.</w:t>
       </w:r>
     </w:p>
     <w:p>
@@ -305,7 +305,7 @@
           <w:color w:val="000000"/>
           <w:sz w:val="21"/>
         </w:rPr>
-        <w:t>Prototyped and A/B-tested 3 collaborative filtering variants against live behavioral data, lifting click-through rate by 12% in holdout tests; findings directly shaped 2 product feature releases.</w:t>
+        <w:t>Developed an NLP-powered preference chatbot integrated with real-time behavioral data pipelines, delivering both features within a 3-month timeline.</w:t>
       </w:r>
     </w:p>
     <w:p>

--- a/output/resumes/Resume_PwC_AI_Engineer.docx
+++ b/output/resumes/Resume_PwC_AI_Engineer.docx
@@ -56,7 +56,7 @@
           <w:color w:val="000000"/>
           <w:sz w:val="21"/>
         </w:rPr>
-        <w:t>AI Engineer with 4+ years delivering production ML systems, including RAG pipelines and computer-vision applications at scale. Designed and benchmarked retrieval-augmented generation pipelines that cut latency by ~30% and authored a peer-reviewed paper on multi-modal AI at ACM SIGACCESS ASSETS 2025. Proficient in Python, LangChain, PyTorch, and cloud services including AWS, with hands-on experience building and deploying AI/ML solutions end-to-end.</w:t>
+        <w:t>AI Engineer with 4+ years delivering production ML systems, including RAG pipelines and computer-vision applications. Designed and benchmarked retrieval-augmented generation pipelines that reduced retrieval latency by ~30% and published first-author peer-reviewed research on multi-modal AI at ACM SIGACCESS ASSETS 2025. Proficient in Python, LangChain, PyTorch, and AWS cloud services, with hands-on experience building and deploying AI/ML solutions at scale.</w:t>
       </w:r>
     </w:p>
     <w:p>
@@ -83,7 +83,7 @@
           <w:color w:val="000000"/>
           <w:sz w:val="21"/>
         </w:rPr>
-        <w:t>Python, PyTorch, TensorFlow, scikit-learn, XGBoost, LangChain, LangGraph, LlamaIndex, Hugging Face, RAG, Agentic Workflows, Prompt Engineering, RAGAS, DeepEval, NLP, Computer Vision, Multi-Modal AI (VLMs, OCR), AWS, Docker, Kubernetes, FastAPI, CI/CD, OpenCV, SQL, MongoDB, R</w:t>
+        <w:t>Python, PyTorch, TensorFlow, scikit-learn, XGBoost, LangChain, LangGraph, LlamaIndex, Hugging Face, RAG, Agentic Workflows, Prompt Engineering, RAGAS, DeepEval, NLP, Computer Vision, Multi-Modal AI (VLMs, OCR), OpenCV, AWS, Docker, Kubernetes, FastAPI, CI/CD, SQL, MongoDB, API Integration</w:t>
       </w:r>
     </w:p>
     <w:p>
@@ -122,7 +122,7 @@
           <w:color w:val="000000"/>
           <w:sz w:val="21"/>
         </w:rPr>
-        <w:t>G5 Infotech   Mar 2026 - Apr 2026</w:t>
+        <w:t>G5 Infotech, Remote, USA   Mar 2026 - Apr 2026</w:t>
       </w:r>
     </w:p>
     <w:p>
@@ -167,7 +167,7 @@
           <w:color w:val="000000"/>
           <w:sz w:val="21"/>
         </w:rPr>
-        <w:t>Applied prompt engineering and agentic workflow design to optimize end-to-end LLM pipeline performance and response quality.</w:t>
+        <w:t>Applied prompt engineering and retrieval optimization techniques to improve end-to-end LLM pipeline performance for scalable deployment.</w:t>
       </w:r>
     </w:p>
     <w:p>
@@ -191,7 +191,7 @@
           <w:color w:val="000000"/>
           <w:sz w:val="21"/>
         </w:rPr>
-        <w:t>Stevens Institute of Technology   Jan 2025 - July 2026</w:t>
+        <w:t>Stevens Institute of Technology, Hoboken, USA   Jan 2025 - July 2026</w:t>
       </w:r>
     </w:p>
     <w:p>
@@ -206,7 +206,7 @@
           <w:color w:val="000000"/>
           <w:sz w:val="21"/>
         </w:rPr>
-        <w:t>Engineered an IoU-based spatial accuracy algorithm across 25 participants, conducting statistical usability analysis in R and achieving a 68% efficiency gain; authored a first-author peer-reviewed paper published at ACM SIGACCESS ASSETS 2025.</w:t>
+        <w:t>Built an Android app using Kotlin, OpenCV 4.9, and Camera2 API for Vuzix M400 smart glasses, performing real-time form-field detection via Canny edge detection, contour analysis, and perspective warp.</w:t>
       </w:r>
     </w:p>
     <w:p>
@@ -221,7 +221,7 @@
           <w:color w:val="000000"/>
           <w:sz w:val="21"/>
         </w:rPr>
-        <w:t>Built an Android application using Kotlin, OpenCV 4.9, and Camera2 API for real-time form-field detection via Canny edge detection, contour analysis, and perspective warp, enabling on-device AI inference.</w:t>
+        <w:t>Engineered an IoU-based spatial accuracy algorithm evaluated across 25 blind participants, achieving a 68% efficiency gain; conducted Likert-scale usability analysis in R.</w:t>
       </w:r>
     </w:p>
     <w:p>
@@ -236,7 +236,7 @@
           <w:color w:val="000000"/>
           <w:sz w:val="21"/>
         </w:rPr>
-        <w:t>Applied multi-modal AI techniques including computer vision and VLMs to develop an assistive technology solution, demonstrating end-to-end ML system design from data collection through deployment.</w:t>
+        <w:t>Authored and published a first-author peer-reviewed paper on multi-modal AI for assistive technology at ACM SIGACCESS ASSETS 2025.</w:t>
       </w:r>
     </w:p>
     <w:p>
@@ -260,7 +260,7 @@
           <w:color w:val="000000"/>
           <w:sz w:val="21"/>
         </w:rPr>
-        <w:t>CircleZapp   Dec 2024 - Feb 2025</w:t>
+        <w:t>CircleZapp, Remote, USA   Dec 2024 - Feb 2025</w:t>
       </w:r>
     </w:p>
     <w:p>
@@ -275,7 +275,7 @@
           <w:color w:val="000000"/>
           <w:sz w:val="21"/>
         </w:rPr>
-        <w:t>Prototyped and A/B-tested 3 collaborative filtering variants against live behavioral data, lifting click-through rate by 12% in holdout tests; findings directly shaped 2 product feature releases.</w:t>
+        <w:t>Built a preference chatbot and a Six Degrees of Separation graph algorithm using NetworkX to match users across 10,000+ active accounts by shared interests, location, and community.</w:t>
       </w:r>
     </w:p>
     <w:p>
@@ -290,7 +290,7 @@
           <w:color w:val="000000"/>
           <w:sz w:val="21"/>
         </w:rPr>
-        <w:t>Built a Six Degrees of Separation graph algorithm using NetworkX to match users across 10,000+ active accounts, optimizing graph indexing to cut average match latency from 800ms to 340ms.</w:t>
+        <w:t>Optimized graph indexing to cut average match latency from 800ms to 340ms, delivering both features within 3 months.</w:t>
       </w:r>
     </w:p>
     <w:p>
@@ -305,7 +305,7 @@
           <w:color w:val="000000"/>
           <w:sz w:val="21"/>
         </w:rPr>
-        <w:t>Developed an NLP-powered preference chatbot integrated with real-time behavioral data pipelines, delivering both features within a 3-month timeline.</w:t>
+        <w:t>Prototyped and A/B-tested 3 collaborative filtering variants against live behavioral data, lifting click-through rate by 12% and directly shaping 2 product feature releases.</w:t>
       </w:r>
     </w:p>
     <w:p>

--- a/output/resumes/Resume_PwC_AI_Engineer.docx
+++ b/output/resumes/Resume_PwC_AI_Engineer.docx
@@ -56,7 +56,7 @@
           <w:color w:val="000000"/>
           <w:sz w:val="21"/>
         </w:rPr>
-        <w:t>AI Engineer with 4+ years delivering production ML systems, including RAG pipelines and computer-vision applications. Designed and benchmarked retrieval-augmented generation pipelines that reduced retrieval latency by ~30% and published first-author peer-reviewed research on multi-modal AI at ACM SIGACCESS ASSETS 2025. Proficient in Python, LangChain, PyTorch, and AWS cloud services, with hands-on experience building and deploying AI/ML solutions at scale.</w:t>
+        <w:t>AI Engineer with 4+ years delivering production ML systems, including RAG pipelines and computer-vision applications deployed at scale. Designed and benchmarked retrieval-augmented generation pipelines that reduced latency by ~30% and authored a peer-reviewed paper on multi-modal AI at ACM SIGACCESS ASSETS 2025. Proficient in Python, LangChain, PyTorch, TensorFlow, and AWS cloud services, with hands-on experience building and deploying end-to-end AI/ML solutions.</w:t>
       </w:r>
     </w:p>
     <w:p>
@@ -83,7 +83,7 @@
           <w:color w:val="000000"/>
           <w:sz w:val="21"/>
         </w:rPr>
-        <w:t>Python, PyTorch, TensorFlow, scikit-learn, XGBoost, LangChain, LangGraph, LlamaIndex, Hugging Face, RAG, Agentic Workflows, Prompt Engineering, RAGAS, DeepEval, NLP, Computer Vision, Multi-Modal AI (VLMs, OCR), OpenCV, AWS, Docker, Kubernetes, FastAPI, CI/CD, SQL, MongoDB, API Integration</w:t>
+        <w:t>Python, SQL, R, JavaScript, PyTorch, TensorFlow, scikit-learn, XGBoost, OpenCV, NLP, Computer Vision, Multi-Modal AI (VLMs, OCR), LangChain, LangGraph, LlamaIndex, Hugging Face, RAG, Agentic Workflows, Prompt Engineering, RAGAS, DeepEval, AWS, Docker, Kubernetes, FastAPI, CI/CD, MongoDB, Firebase, API Integration, React.js, Node.js</w:t>
       </w:r>
     </w:p>
     <w:p>
@@ -122,7 +122,7 @@
           <w:color w:val="000000"/>
           <w:sz w:val="21"/>
         </w:rPr>
-        <w:t>G5 Infotech, Remote, USA   Mar 2026 - Apr 2026</w:t>
+        <w:t>G5 Infotech   Mar 2026 - Apr 2026</w:t>
       </w:r>
     </w:p>
     <w:p>
@@ -152,7 +152,7 @@
           <w:color w:val="000000"/>
           <w:sz w:val="21"/>
         </w:rPr>
-        <w:t>Tuned Pinecone vector-DB configuration and context-window management, achieving ~22% faster average response time.</w:t>
+        <w:t>Tuned Pinecone vector-DB configuration and context-window management, achieving ~22% faster average response time across deployed pipelines.</w:t>
       </w:r>
     </w:p>
     <w:p>
@@ -167,7 +167,7 @@
           <w:color w:val="000000"/>
           <w:sz w:val="21"/>
         </w:rPr>
-        <w:t>Applied prompt engineering and retrieval optimization techniques to improve end-to-end LLM pipeline performance for scalable deployment.</w:t>
+        <w:t>Applied prompt engineering and retrieval optimization techniques to improve end-to-end generative AI pipeline quality at scale.</w:t>
       </w:r>
     </w:p>
     <w:p>
@@ -191,7 +191,7 @@
           <w:color w:val="000000"/>
           <w:sz w:val="21"/>
         </w:rPr>
-        <w:t>Stevens Institute of Technology, Hoboken, USA   Jan 2025 - July 2026</w:t>
+        <w:t>Stevens Institute of Technology   Jan 2025 - July 2026</w:t>
       </w:r>
     </w:p>
     <w:p>
@@ -206,7 +206,7 @@
           <w:color w:val="000000"/>
           <w:sz w:val="21"/>
         </w:rPr>
-        <w:t>Built an Android app using Kotlin, OpenCV 4.9, and Camera2 API for Vuzix M400 smart glasses, performing real-time form-field detection via Canny edge detection, contour analysis, and perspective warp.</w:t>
+        <w:t>Built an Android application using Kotlin, OpenCV 4.9, and Camera2 API for real-time form-field detection via Canny edge detection, contour analysis, and perspective warp, enabling on-device AI inference for assistive technology.</w:t>
       </w:r>
     </w:p>
     <w:p>
@@ -221,7 +221,7 @@
           <w:color w:val="000000"/>
           <w:sz w:val="21"/>
         </w:rPr>
-        <w:t>Engineered an IoU-based spatial accuracy algorithm evaluated across 25 blind participants, achieving a 68% efficiency gain; conducted Likert-scale usability analysis in R.</w:t>
+        <w:t>Engineered an IoU-based spatial accuracy algorithm evaluated across 25 participants, achieving a 68% efficiency gain; conducted Likert-scale usability analysis in R to validate results.</w:t>
       </w:r>
     </w:p>
     <w:p>
@@ -260,7 +260,7 @@
           <w:color w:val="000000"/>
           <w:sz w:val="21"/>
         </w:rPr>
-        <w:t>CircleZapp, Remote, USA   Dec 2024 - Feb 2025</w:t>
+        <w:t>CircleZapp   Dec 2024 - Feb 2025</w:t>
       </w:r>
     </w:p>
     <w:p>
@@ -275,7 +275,7 @@
           <w:color w:val="000000"/>
           <w:sz w:val="21"/>
         </w:rPr>
-        <w:t>Built a preference chatbot and a Six Degrees of Separation graph algorithm using NetworkX to match users across 10,000+ active accounts by shared interests, location, and community.</w:t>
+        <w:t>Prototyped and A/B-tested 3 collaborative filtering variants against live behavioral data, lifting click-through rate by 12% in holdout tests; findings directly shaped 2 product feature releases.</w:t>
       </w:r>
     </w:p>
     <w:p>
@@ -290,7 +290,7 @@
           <w:color w:val="000000"/>
           <w:sz w:val="21"/>
         </w:rPr>
-        <w:t>Optimized graph indexing to cut average match latency from 800ms to 340ms, delivering both features within 3 months.</w:t>
+        <w:t>Built a Six Degrees of Separation graph algorithm using NetworkX and optimized graph indexing to cut average match latency from 800ms to 340ms across 10,000+ active accounts.</w:t>
       </w:r>
     </w:p>
     <w:p>
@@ -305,7 +305,7 @@
           <w:color w:val="000000"/>
           <w:sz w:val="21"/>
         </w:rPr>
-        <w:t>Prototyped and A/B-tested 3 collaborative filtering variants against live behavioral data, lifting click-through rate by 12% and directly shaping 2 product feature releases.</w:t>
+        <w:t>Delivered an NLP-powered preference chatbot and recommendation features within 3 months, applying data-driven analysis to iterate rapidly on algorithmic design.</w:t>
       </w:r>
     </w:p>
     <w:p>
